--- a/uploads/Proposta/Proposta_AGOSTO 2026_.docx
+++ b/uploads/Proposta/Proposta_AGOSTO 2026_.docx
@@ -1285,7 +1285,7 @@
           <w:i/>
           <w:iCs/>
         </w:rPr>
-        <w:t xml:space="preserve">28/09/2026</w:t>
+        <w:t xml:space="preserve">01/10/2026</w:t>
       </w:r>
     </w:p>
     <w:p>
